--- a/testakten/sozialrecht-rollstuhl-tannenberg/01-olaf-rollstuhl/Eilantrag_SG_Kiel_25-08-2026.docx
+++ b/testakten/sozialrecht-rollstuhl-tannenberg/01-olaf-rollstuhl/Eilantrag_SG_Kiel_25-08-2026.docx
@@ -5,77 +5,125 @@
     <w:p>
       <w:pPr>
         <w:pStyle w:val="Heading1"/>
+        <w:spacing w:after="160" w:line="259" w:lineRule="auto"/>
       </w:pPr>
       <w:r>
         <w:rPr>
           <w:rFonts w:ascii="Times New Roman" w:hAnsi="Times New Roman"/>
+          <w:b/>
+          <w:sz w:val="28"/>
         </w:rPr>
         <w:t>Eilantrag nach § 86b SGG — Sozialgericht Kiel</w:t>
       </w:r>
     </w:p>
     <w:p>
       <w:pPr>
+        <w:spacing w:before="120" w:after="60" w:line="259" w:lineRule="auto"/>
         <w:jc w:val="left"/>
       </w:pPr>
       <w:r>
         <w:rPr>
-          <w:b/>
+          <w:rFonts w:ascii="Times New Roman" w:hAnsi="Times New Roman"/>
+          <w:b w:val="0"/>
+          <w:i w:val="0"/>
+          <w:sz w:val="22"/>
         </w:rPr>
         <w:t>Kanzlei Holm · Petersen · Sönnichsen Rechtsanwälte mbB</w:t>
       </w:r>
     </w:p>
     <w:p>
       <w:pPr>
+        <w:spacing w:before="120" w:after="60" w:line="259" w:lineRule="auto"/>
         <w:jc w:val="left"/>
       </w:pPr>
       <w:r>
+        <w:rPr>
+          <w:rFonts w:ascii="Times New Roman" w:hAnsi="Times New Roman"/>
+          <w:b/>
+          <w:sz w:val="22"/>
+        </w:rPr>
         <w:t>RA Lasse Holm · Fachanwalt für Sozialrecht</w:t>
       </w:r>
     </w:p>
     <w:p>
       <w:pPr>
+        <w:spacing w:before="120" w:after="60" w:line="259" w:lineRule="auto"/>
         <w:jc w:val="left"/>
       </w:pPr>
       <w:r>
+        <w:rPr>
+          <w:rFonts w:ascii="Times New Roman" w:hAnsi="Times New Roman"/>
+          <w:b/>
+          <w:sz w:val="22"/>
+        </w:rPr>
         <w:t>Holstenstraße 124 · 24103 Kiel</w:t>
       </w:r>
     </w:p>
     <w:p>
       <w:pPr>
+        <w:spacing w:before="120" w:after="60" w:line="259" w:lineRule="auto"/>
         <w:jc w:val="left"/>
       </w:pPr>
       <w:r>
+        <w:rPr>
+          <w:rFonts w:ascii="Times New Roman" w:hAnsi="Times New Roman"/>
+          <w:b/>
+          <w:sz w:val="22"/>
+        </w:rPr>
         <w:t>An das Sozialgericht Kiel</w:t>
       </w:r>
     </w:p>
     <w:p>
       <w:pPr>
+        <w:spacing w:before="120" w:after="60" w:line="259" w:lineRule="auto"/>
         <w:jc w:val="left"/>
       </w:pPr>
       <w:r>
+        <w:rPr>
+          <w:rFonts w:ascii="Times New Roman" w:hAnsi="Times New Roman"/>
+          <w:b/>
+          <w:sz w:val="22"/>
+        </w:rPr>
         <w:t>Dänische Straße 1–3</w:t>
       </w:r>
     </w:p>
     <w:p>
       <w:pPr>
+        <w:spacing w:before="120" w:after="60" w:line="259" w:lineRule="auto"/>
         <w:jc w:val="left"/>
       </w:pPr>
       <w:r>
+        <w:rPr>
+          <w:rFonts w:ascii="Times New Roman" w:hAnsi="Times New Roman"/>
+          <w:b/>
+          <w:sz w:val="22"/>
+        </w:rPr>
         <w:t>24103 Kiel</w:t>
       </w:r>
     </w:p>
     <w:p>
       <w:pPr>
+        <w:spacing w:before="120" w:after="60" w:line="259" w:lineRule="auto"/>
         <w:jc w:val="left"/>
       </w:pPr>
       <w:r>
+        <w:rPr>
+          <w:rFonts w:ascii="Times New Roman" w:hAnsi="Times New Roman"/>
+          <w:b/>
+          <w:sz w:val="22"/>
+        </w:rPr>
         <w:t>per beA — Kiel, den 25. August 2026</w:t>
       </w:r>
     </w:p>
-    <w:p/>
+    <w:p>
+      <w:pPr>
+        <w:spacing w:line="259" w:lineRule="auto" w:after="60"/>
+      </w:pPr>
+    </w:p>
     <w:p>
       <w:pPr>
         <w:pStyle w:val="Heading2"/>
+        <w:spacing w:line="259" w:lineRule="auto" w:after="60"/>
       </w:pPr>
       <w:r>
         <w:rPr>
@@ -86,6 +134,7 @@
     </w:p>
     <w:p>
       <w:pPr>
+        <w:spacing w:line="259" w:lineRule="auto" w:after="60"/>
         <w:jc w:val="left"/>
       </w:pPr>
       <w:r>
@@ -97,6 +146,7 @@
     </w:p>
     <w:p>
       <w:pPr>
+        <w:spacing w:line="259" w:lineRule="auto" w:after="60"/>
         <w:jc w:val="left"/>
       </w:pPr>
       <w:r>
@@ -114,6 +164,7 @@
     </w:p>
     <w:p>
       <w:pPr>
+        <w:spacing w:line="259" w:lineRule="auto" w:after="60"/>
         <w:jc w:val="left"/>
       </w:pPr>
       <w:r>
@@ -122,6 +173,7 @@
     </w:p>
     <w:p>
       <w:pPr>
+        <w:spacing w:line="259" w:lineRule="auto" w:after="60"/>
         <w:jc w:val="left"/>
       </w:pPr>
       <w:r>
@@ -130,6 +182,7 @@
     </w:p>
     <w:p>
       <w:pPr>
+        <w:spacing w:line="259" w:lineRule="auto" w:after="60"/>
         <w:jc w:val="left"/>
       </w:pPr>
       <w:r>
@@ -138,6 +191,7 @@
     </w:p>
     <w:p>
       <w:pPr>
+        <w:spacing w:line="259" w:lineRule="auto" w:after="60"/>
         <w:jc w:val="left"/>
       </w:pPr>
       <w:r>
@@ -152,6 +206,7 @@
     </w:p>
     <w:p>
       <w:pPr>
+        <w:spacing w:line="259" w:lineRule="auto" w:after="60"/>
         <w:jc w:val="left"/>
       </w:pPr>
       <w:r>
@@ -160,6 +215,7 @@
     </w:p>
     <w:p>
       <w:pPr>
+        <w:spacing w:line="259" w:lineRule="auto" w:after="60"/>
         <w:jc w:val="left"/>
       </w:pPr>
       <w:r>
@@ -169,6 +225,7 @@
     <w:p>
       <w:pPr>
         <w:pStyle w:val="Heading2"/>
+        <w:spacing w:line="259" w:lineRule="auto" w:after="60"/>
       </w:pPr>
       <w:r>
         <w:rPr>
@@ -179,6 +236,7 @@
     </w:p>
     <w:p>
       <w:pPr>
+        <w:spacing w:line="259" w:lineRule="auto" w:after="60"/>
         <w:jc w:val="left"/>
       </w:pPr>
       <w:r>
@@ -188,6 +246,7 @@
     <w:p>
       <w:pPr>
         <w:pStyle w:val="ListNumber"/>
+        <w:spacing w:line="259" w:lineRule="auto" w:after="60"/>
       </w:pPr>
       <w:r>
         <w:t>Die Antragsgegnerin wird im Wege der einstweiligen Anordnung verpflichtet, unverzüglich, jedenfalls binnen einer Frist von 14 Tagen ab Zustellung der einstweiligen Anordnung, die Versorgung des Antragstellers mit dem Aktivrollstuhl Quickie Helium gemäß Verordnung der Frau Dr. Annette Wallenstein vom 09.02.2026, Kostenvoranschlag Sanitätshaus Reha-Aktiv-Nord GmbH vom 11.02.2026 iHv EUR 5.847,00 brutto, zu gewähren.</w:t>
@@ -196,6 +255,7 @@
     <w:p>
       <w:pPr>
         <w:pStyle w:val="ListNumber"/>
+        <w:spacing w:line="259" w:lineRule="auto" w:after="60"/>
       </w:pPr>
       <w:r>
         <w:t>Die Antragsgegnerin trägt die Kosten des Verfahrens.</w:t>
@@ -204,6 +264,7 @@
     <w:p>
       <w:pPr>
         <w:pStyle w:val="ListNumber"/>
+        <w:spacing w:line="259" w:lineRule="auto" w:after="60"/>
       </w:pPr>
       <w:r>
         <w:t xml:space="preserve">Der Antragsteller beantragt </w:t>
@@ -221,6 +282,7 @@
     <w:p>
       <w:pPr>
         <w:pStyle w:val="Heading2"/>
+        <w:spacing w:line="259" w:lineRule="auto" w:after="60"/>
       </w:pPr>
       <w:r>
         <w:rPr>
@@ -231,16 +293,22 @@
     </w:p>
     <w:p>
       <w:pPr>
+        <w:spacing w:line="259" w:lineRule="auto" w:after="60"/>
         <w:jc w:val="left"/>
       </w:pPr>
       <w:r>
         <w:t>Vorläufig EUR 5.847,00.</w:t>
       </w:r>
     </w:p>
-    <w:p/>
+    <w:p>
+      <w:pPr>
+        <w:spacing w:line="259" w:lineRule="auto" w:after="60"/>
+      </w:pPr>
+    </w:p>
     <w:p>
       <w:pPr>
         <w:pStyle w:val="Heading2"/>
+        <w:spacing w:line="259" w:lineRule="auto" w:after="60"/>
       </w:pPr>
       <w:r>
         <w:rPr>
@@ -252,6 +320,7 @@
     <w:p>
       <w:pPr>
         <w:pStyle w:val="Heading3"/>
+        <w:spacing w:line="259" w:lineRule="auto" w:after="60"/>
       </w:pPr>
       <w:r>
         <w:rPr>
@@ -262,6 +331,7 @@
     </w:p>
     <w:p>
       <w:pPr>
+        <w:spacing w:line="259" w:lineRule="auto" w:after="60"/>
         <w:jc w:val="left"/>
       </w:pPr>
       <w:r>
@@ -270,6 +340,7 @@
     </w:p>
     <w:p>
       <w:pPr>
+        <w:spacing w:line="259" w:lineRule="auto" w:after="60"/>
         <w:jc w:val="left"/>
       </w:pPr>
       <w:r>
@@ -285,6 +356,7 @@
     <w:p>
       <w:pPr>
         <w:pStyle w:val="Heading3"/>
+        <w:spacing w:line="259" w:lineRule="auto" w:after="60"/>
       </w:pPr>
       <w:r>
         <w:rPr>
@@ -295,6 +367,7 @@
     </w:p>
     <w:p>
       <w:pPr>
+        <w:spacing w:line="259" w:lineRule="auto" w:after="60"/>
         <w:jc w:val="left"/>
       </w:pPr>
       <w:r>
@@ -304,6 +377,7 @@
     <w:p>
       <w:pPr>
         <w:pStyle w:val="ListBullet"/>
+        <w:spacing w:line="259" w:lineRule="auto" w:after="60"/>
       </w:pPr>
       <w:r>
         <w:t>Seit Eintritt der Verschlechterung (Schub 12/2025–01/2026) ist der Antragsteller in seiner Mobilität extrem eingeschränkt.</w:t>
@@ -312,6 +386,7 @@
     <w:p>
       <w:pPr>
         <w:pStyle w:val="ListBullet"/>
+        <w:spacing w:line="259" w:lineRule="auto" w:after="60"/>
       </w:pPr>
       <w:r>
         <w:t>Der vorhandene Rollator wurde nach einem Sturz im April 2026 (Hüft-Prellung; ärztliches Attest in der Akte) als zu unsicher beurteilt; der Antragsteller verzichtet seitdem auf Wege außerhalb der Wohnung, wenn keine Begleitung verfügbar ist.</w:t>
@@ -320,6 +395,7 @@
     <w:p>
       <w:pPr>
         <w:pStyle w:val="ListBullet"/>
+        <w:spacing w:line="259" w:lineRule="auto" w:after="60"/>
       </w:pPr>
       <w:r>
         <w:t xml:space="preserve">Die Folge: </w:t>
@@ -337,6 +413,7 @@
     <w:p>
       <w:pPr>
         <w:pStyle w:val="ListBullet"/>
+        <w:spacing w:line="259" w:lineRule="auto" w:after="60"/>
       </w:pPr>
       <w:r>
         <w:t>Wege zur Apotheke, zum Supermarkt, zum behandelnden Arzt sind ohne Begleitung nicht selbstständig möglich.</w:t>
@@ -345,6 +422,7 @@
     <w:p>
       <w:pPr>
         <w:pStyle w:val="ListBullet"/>
+        <w:spacing w:line="259" w:lineRule="auto" w:after="60"/>
       </w:pPr>
       <w:r>
         <w:t>Die Tochter des Antragstellers, Frau Stefanie Tannenberg (Lehrerin in Kiel, drei Kinder im Schulalter), ist nicht durchgehend in der Lage, die Begleitung zu übernehmen.</w:t>
@@ -353,6 +431,7 @@
     <w:p>
       <w:pPr>
         <w:pStyle w:val="ListBullet"/>
+        <w:spacing w:line="259" w:lineRule="auto" w:after="60"/>
       </w:pPr>
       <w:r>
         <w:t>Behindertenfahrdienst (Stadt Kiel) ist gemäß Auskunft des Pflege-Stützpunkts auf 4 Fahrten pro Monat begrenzt und nicht spontan verfügbar.</w:t>
@@ -360,6 +439,7 @@
     </w:p>
     <w:p>
       <w:pPr>
+        <w:spacing w:line="259" w:lineRule="auto" w:after="60"/>
         <w:jc w:val="left"/>
       </w:pPr>
       <w:r>
@@ -368,6 +448,7 @@
     </w:p>
     <w:p>
       <w:pPr>
+        <w:spacing w:line="259" w:lineRule="auto" w:after="60"/>
         <w:jc w:val="left"/>
       </w:pPr>
       <w:r>
@@ -376,6 +457,7 @@
     </w:p>
     <w:p>
       <w:pPr>
+        <w:spacing w:line="259" w:lineRule="auto" w:after="60"/>
         <w:jc w:val="left"/>
       </w:pPr>
       <w:r>
@@ -394,6 +476,7 @@
     <w:p>
       <w:pPr>
         <w:pStyle w:val="Heading3"/>
+        <w:spacing w:line="259" w:lineRule="auto" w:after="60"/>
       </w:pPr>
       <w:r>
         <w:rPr>
@@ -404,6 +487,7 @@
     </w:p>
     <w:p>
       <w:pPr>
+        <w:spacing w:line="259" w:lineRule="auto" w:after="60"/>
         <w:jc w:val="left"/>
       </w:pPr>
       <w:r>
@@ -412,6 +496,7 @@
     </w:p>
     <w:p>
       <w:pPr>
+        <w:spacing w:line="259" w:lineRule="auto" w:after="60"/>
         <w:jc w:val="left"/>
       </w:pPr>
       <w:r>
@@ -430,6 +515,7 @@
     <w:p>
       <w:pPr>
         <w:pStyle w:val="Heading3"/>
+        <w:spacing w:line="259" w:lineRule="auto" w:after="60"/>
       </w:pPr>
       <w:r>
         <w:rPr>
@@ -440,6 +526,7 @@
     </w:p>
     <w:p>
       <w:pPr>
+        <w:spacing w:line="259" w:lineRule="auto" w:after="60"/>
         <w:jc w:val="left"/>
       </w:pPr>
       <w:r>
@@ -448,6 +535,7 @@
     </w:p>
     <w:p>
       <w:pPr>
+        <w:spacing w:line="259" w:lineRule="auto" w:after="60"/>
         <w:jc w:val="left"/>
       </w:pPr>
       <w:r>
@@ -460,6 +548,7 @@
     <w:p>
       <w:pPr>
         <w:pStyle w:val="ListBullet"/>
+        <w:spacing w:line="259" w:lineRule="auto" w:after="60"/>
       </w:pPr>
       <w:r>
         <w:t>soziale Isolation des Antragstellers</w:t>
@@ -468,6 +557,7 @@
     <w:p>
       <w:pPr>
         <w:pStyle w:val="ListBullet"/>
+        <w:spacing w:line="259" w:lineRule="auto" w:after="60"/>
       </w:pPr>
       <w:r>
         <w:t>voraussichtlich weitere gesundheitliche Verschlechterung</w:t>
@@ -476,6 +566,7 @@
     <w:p>
       <w:pPr>
         <w:pStyle w:val="ListBullet"/>
+        <w:spacing w:line="259" w:lineRule="auto" w:after="60"/>
       </w:pPr>
       <w:r>
         <w:t>mehrjährige Wartezeit (Hauptsache-Klageverfahren erfahrungsgemäß 14–24 Monate)</w:t>
@@ -484,6 +575,7 @@
     <w:p>
       <w:pPr>
         <w:pStyle w:val="ListBullet"/>
+        <w:spacing w:line="259" w:lineRule="auto" w:after="60"/>
       </w:pPr>
       <w:r>
         <w:t>voraussichtlich keine Wiedergutmachung der entstandenen Folgen auch bei späterem Klage-Erfolg möglich</w:t>
@@ -491,6 +583,7 @@
     </w:p>
     <w:p>
       <w:pPr>
+        <w:spacing w:line="259" w:lineRule="auto" w:after="60"/>
         <w:jc w:val="left"/>
       </w:pPr>
       <w:r>
@@ -503,6 +596,7 @@
     <w:p>
       <w:pPr>
         <w:pStyle w:val="ListBullet"/>
+        <w:spacing w:line="259" w:lineRule="auto" w:after="60"/>
       </w:pPr>
       <w:r>
         <w:t>Antragsgegnerin trägt vorzeitig die Kosten der Versorgung (EUR 5.847)</w:t>
@@ -511,6 +605,7 @@
     <w:p>
       <w:pPr>
         <w:pStyle w:val="ListBullet"/>
+        <w:spacing w:line="259" w:lineRule="auto" w:after="60"/>
       </w:pPr>
       <w:r>
         <w:t>Diese Kosten würden ohnehin bei Klage-Erfolg endgültig zu tragen sein</w:t>
@@ -519,6 +614,7 @@
     <w:p>
       <w:pPr>
         <w:pStyle w:val="ListBullet"/>
+        <w:spacing w:line="259" w:lineRule="auto" w:after="60"/>
       </w:pPr>
       <w:r>
         <w:t>Im Fall, dass die Hauptsache wider Erwarten doch zur Klage-Abweisung führt, könnte eine Erstattung gefordert werden — was bei einer Rente von EUR 1.420 wirtschaftlich allerdings begrenzt einbringlich wäre</w:t>
@@ -526,6 +622,7 @@
     </w:p>
     <w:p>
       <w:pPr>
+        <w:spacing w:line="259" w:lineRule="auto" w:after="60"/>
         <w:jc w:val="left"/>
       </w:pPr>
       <w:r>
@@ -535,6 +632,7 @@
     <w:p>
       <w:pPr>
         <w:pStyle w:val="Heading3"/>
+        <w:spacing w:line="259" w:lineRule="auto" w:after="60"/>
       </w:pPr>
       <w:r>
         <w:rPr>
@@ -545,6 +643,7 @@
     </w:p>
     <w:p>
       <w:pPr>
+        <w:spacing w:line="259" w:lineRule="auto" w:after="60"/>
         <w:jc w:val="left"/>
       </w:pPr>
       <w:r>
@@ -554,6 +653,7 @@
     <w:p>
       <w:pPr>
         <w:pStyle w:val="ListBullet"/>
+        <w:spacing w:line="259" w:lineRule="auto" w:after="60"/>
       </w:pPr>
       <w:r>
         <w:t>A-1: Aufstellung der Wege außerhalb der Wohnung Mai–August 2026</w:t>
@@ -562,6 +662,7 @@
     <w:p>
       <w:pPr>
         <w:pStyle w:val="ListBullet"/>
+        <w:spacing w:line="259" w:lineRule="auto" w:after="60"/>
       </w:pPr>
       <w:r>
         <w:t>A-2: Ergänzendes Attest Frau Dr. Wallenstein vom 14.08.2026</w:t>
@@ -570,6 +671,7 @@
     <w:p>
       <w:pPr>
         <w:pStyle w:val="ListBullet"/>
+        <w:spacing w:line="259" w:lineRule="auto" w:after="60"/>
       </w:pPr>
       <w:r>
         <w:t>A-3: Eidesstattliche Versicherung des Antragstellers vom 25.08.2026 (zur sozialen Isolation und zur Sturzhäufigkeit)</w:t>
@@ -578,6 +680,7 @@
     <w:p>
       <w:pPr>
         <w:pStyle w:val="ListBullet"/>
+        <w:spacing w:line="259" w:lineRule="auto" w:after="60"/>
       </w:pPr>
       <w:r>
         <w:t>A-4: Eidesstattliche Versicherung der Tochter Stefanie Tannenberg vom 24.08.2026 (zur Verfügbarkeit als Begleitperson)</w:t>
@@ -586,6 +689,7 @@
     <w:p>
       <w:pPr>
         <w:pStyle w:val="ListBullet"/>
+        <w:spacing w:line="259" w:lineRule="auto" w:after="60"/>
       </w:pPr>
       <w:r>
         <w:t>A-5: Wirtschaftlicher Status des Antragstellers (EU-Rente-Bescheid, Mietvertrag, Kontoauszüge der letzten 3 Monate)</w:t>
@@ -594,6 +698,7 @@
     <w:p>
       <w:pPr>
         <w:pStyle w:val="ListBullet"/>
+        <w:spacing w:line="259" w:lineRule="auto" w:after="60"/>
       </w:pPr>
       <w:r>
         <w:t>A-6: Widerspruchs-Bescheid Nordsee-BKK vom 18.08.2026 nebst Bescheid vom 18.04.2026</w:t>
@@ -602,6 +707,7 @@
     <w:p>
       <w:pPr>
         <w:pStyle w:val="ListBullet"/>
+        <w:spacing w:line="259" w:lineRule="auto" w:after="60"/>
       </w:pPr>
       <w:r>
         <w:t>A-7: Auszug aus der Klageschrift im Hauptsacheverfahren — Begründetheits-Vortrag</w:t>
@@ -610,6 +716,7 @@
     <w:p>
       <w:pPr>
         <w:pStyle w:val="Heading3"/>
+        <w:spacing w:line="259" w:lineRule="auto" w:after="60"/>
       </w:pPr>
       <w:r>
         <w:rPr>
@@ -620,6 +727,7 @@
     </w:p>
     <w:p>
       <w:pPr>
+        <w:spacing w:line="259" w:lineRule="auto" w:after="60"/>
         <w:jc w:val="left"/>
       </w:pPr>
       <w:r>
@@ -629,6 +737,7 @@
     <w:p>
       <w:pPr>
         <w:pStyle w:val="ListBullet"/>
+        <w:spacing w:line="259" w:lineRule="auto" w:after="60"/>
       </w:pPr>
       <w:r>
         <w:t>Wirtschaftliche Bedürftigkeit: EU-Rente EUR 1.420, abzüglich Miete EUR 580, abzüglich Lebenshaltung — bereinigtes Einkommen unter dem Selbstbehalt</w:t>
@@ -637,6 +746,7 @@
     <w:p>
       <w:pPr>
         <w:pStyle w:val="ListBullet"/>
+        <w:spacing w:line="259" w:lineRule="auto" w:after="60"/>
       </w:pPr>
       <w:r>
         <w:t>Hinreichende Erfolgsaussicht: hoch (siehe Begründung der Klage und Eilantrags)</w:t>
@@ -645,6 +755,7 @@
     <w:p>
       <w:pPr>
         <w:pStyle w:val="ListBullet"/>
+        <w:spacing w:line="259" w:lineRule="auto" w:after="60"/>
       </w:pPr>
       <w:r>
         <w:t>Nicht-mutwillig: Ein Selbstkostenträger würde diesen Antrag stellen</w:t>
@@ -652,15 +763,21 @@
     </w:p>
     <w:p>
       <w:pPr>
+        <w:spacing w:line="259" w:lineRule="auto" w:after="60"/>
         <w:jc w:val="left"/>
       </w:pPr>
       <w:r>
         <w:t>PKH-Formular und Belege werden binnen einer Woche nachgereicht.</w:t>
       </w:r>
     </w:p>
-    <w:p/>
     <w:p>
       <w:pPr>
+        <w:spacing w:line="259" w:lineRule="auto" w:after="60"/>
+      </w:pPr>
+    </w:p>
+    <w:p>
+      <w:pPr>
+        <w:spacing w:line="259" w:lineRule="auto" w:after="60"/>
         <w:jc w:val="left"/>
       </w:pPr>
       <w:r>
@@ -669,6 +786,7 @@
     </w:p>
     <w:p>
       <w:pPr>
+        <w:spacing w:line="259" w:lineRule="auto" w:after="60"/>
         <w:jc w:val="left"/>
       </w:pPr>
       <w:r>
@@ -677,6 +795,7 @@
     </w:p>
     <w:p>
       <w:pPr>
+        <w:spacing w:line="259" w:lineRule="auto" w:after="60"/>
         <w:jc w:val="left"/>
       </w:pPr>
       <w:r>
@@ -685,15 +804,21 @@
     </w:p>
     <w:p>
       <w:pPr>
+        <w:spacing w:line="259" w:lineRule="auto" w:after="60"/>
         <w:jc w:val="left"/>
       </w:pPr>
       <w:r>
         <w:t>Fachanwalt für Sozialrecht</w:t>
       </w:r>
     </w:p>
-    <w:p/>
     <w:p>
       <w:pPr>
+        <w:spacing w:line="259" w:lineRule="auto" w:after="60"/>
+      </w:pPr>
+    </w:p>
+    <w:p>
+      <w:pPr>
+        <w:spacing w:line="259" w:lineRule="auto" w:after="60"/>
         <w:jc w:val="left"/>
       </w:pPr>
       <w:r>
@@ -704,13 +829,58 @@
       </w:r>
     </w:p>
     <w:sectPr>
+      <w:headerReference w:type="default" r:id="rId9"/>
+      <w:footerReference w:type="default" r:id="rId10"/>
       <w:pgSz w:w="11906" w:h="16838"/>
-      <w:pgMar w:top="1417" w:right="1417" w:bottom="1417" w:left="1417" w:header="720" w:footer="720" w:gutter="0"/>
+      <w:pgMar w:top="1191" w:right="1247" w:bottom="1134" w:left="1361" w:header="720" w:footer="720" w:gutter="0"/>
       <w:cols w:space="720"/>
       <w:docGrid w:linePitch="360"/>
     </w:sectPr>
   </w:body>
 </w:document>
+</file>
+
+<file path=word/footer1.xml><?xml version="1.0" encoding="utf-8"?>
+<w:ftr xmlns:m="http://schemas.openxmlformats.org/officeDocument/2006/math" xmlns:mc="http://schemas.openxmlformats.org/markup-compatibility/2006" xmlns:mo="http://schemas.microsoft.com/office/mac/office/2008/main" xmlns:mv="urn:schemas-microsoft-com:mac:vml" xmlns:o="urn:schemas-microsoft-com:office:office" xmlns:r="http://schemas.openxmlformats.org/officeDocument/2006/relationships" xmlns:v="urn:schemas-microsoft-com:vml" xmlns:w10="urn:schemas-microsoft-com:office:word" xmlns:w14="http://schemas.microsoft.com/office/word/2010/wordml" xmlns:w="http://schemas.openxmlformats.org/wordprocessingml/2006/main" xmlns:wne="http://schemas.microsoft.com/office/word/2006/wordml" xmlns:wp14="http://schemas.microsoft.com/office/word/2010/wordprocessingDrawing" xmlns:wp="http://schemas.openxmlformats.org/drawingml/2006/wordprocessingDrawing" xmlns:wpc="http://schemas.microsoft.com/office/word/2010/wordprocessingCanvas" xmlns:wpg="http://schemas.microsoft.com/office/word/2010/wordprocessingGroup" xmlns:wpi="http://schemas.microsoft.com/office/word/2010/wordprocessingInk" xmlns:wps="http://schemas.microsoft.com/office/word/2010/wordprocessingShape" mc:Ignorable="w14 wp14">
+  <w:p>
+    <w:pPr>
+      <w:pStyle w:val="Footer"/>
+      <w:jc w:val="left"/>
+    </w:pPr>
+    <w:r/>
+    <w:r>
+      <w:rPr>
+        <w:rFonts w:ascii="Times New Roman" w:hAnsi="Times New Roman"/>
+        <w:b w:val="0"/>
+        <w:color w:val="777777"/>
+        <w:sz w:val="17"/>
+      </w:rPr>
+      <w:t>Vertraulich | Bearbeitungsstand Juli 2026 | nur zur Aktenbearbeitung</w:t>
+    </w:r>
+  </w:p>
+</w:ftr>
+</file>
+
+<file path=word/header1.xml><?xml version="1.0" encoding="utf-8"?>
+<w:hdr xmlns:m="http://schemas.openxmlformats.org/officeDocument/2006/math" xmlns:mc="http://schemas.openxmlformats.org/markup-compatibility/2006" xmlns:mo="http://schemas.microsoft.com/office/mac/office/2008/main" xmlns:mv="urn:schemas-microsoft-com:mac:vml" xmlns:o="urn:schemas-microsoft-com:office:office" xmlns:r="http://schemas.openxmlformats.org/officeDocument/2006/relationships" xmlns:v="urn:schemas-microsoft-com:vml" xmlns:w10="urn:schemas-microsoft-com:office:word" xmlns:w14="http://schemas.microsoft.com/office/word/2010/wordml" xmlns:w="http://schemas.openxmlformats.org/wordprocessingml/2006/main" xmlns:wne="http://schemas.microsoft.com/office/word/2006/wordml" xmlns:wp14="http://schemas.microsoft.com/office/word/2010/wordprocessingDrawing" xmlns:wp="http://schemas.openxmlformats.org/drawingml/2006/wordprocessingDrawing" xmlns:wpc="http://schemas.microsoft.com/office/word/2010/wordprocessingCanvas" xmlns:wpg="http://schemas.microsoft.com/office/word/2010/wordprocessingGroup" xmlns:wpi="http://schemas.microsoft.com/office/word/2010/wordprocessingInk" xmlns:wps="http://schemas.microsoft.com/office/word/2010/wordprocessingShape" mc:Ignorable="w14 wp14">
+  <w:p>
+    <w:pPr>
+      <w:pStyle w:val="Header"/>
+      <w:jc w:val="left"/>
+    </w:pPr>
+    <w:r/>
+    <w:r>
+      <w:rPr>
+        <w:rFonts w:ascii="Times New Roman" w:hAnsi="Times New Roman"/>
+        <w:b w:val="0"/>
+        <w:i w:val="0"/>
+        <w:color w:val="666666"/>
+        <w:sz w:val="17"/>
+      </w:rPr>
+      <w:t>Kanzlei Ahlers und Brinkmann | Sozialrechtliche Leistungsakte | Bearbeitungsstand Juli 2026</w:t>
+    </w:r>
+  </w:p>
+</w:hdr>
 </file>
 
 <file path=word/numbering.xml><?xml version="1.0" encoding="utf-8"?>
@@ -1427,11 +1597,12 @@
       <w:contextualSpacing/>
     </w:pPr>
     <w:rPr>
-      <w:rFonts w:asciiTheme="majorHAnsi" w:eastAsiaTheme="majorEastAsia" w:hAnsiTheme="majorHAnsi" w:cstheme="majorBidi"/>
+      <w:rFonts w:asciiTheme="majorHAnsi" w:eastAsiaTheme="majorEastAsia" w:hAnsiTheme="majorHAnsi" w:cstheme="majorBidi" w:ascii="Times New Roman" w:hAnsi="Times New Roman"/>
+      <w:b/>
       <w:color w:val="17365D" w:themeColor="text2" w:themeShade="BF"/>
       <w:spacing w:val="5"/>
       <w:kern w:val="28"/>
-      <w:sz w:val="52"/>
+      <w:sz w:val="30"/>
       <w:szCs w:val="52"/>
     </w:rPr>
   </w:style>

--- a/testakten/sozialrecht-rollstuhl-tannenberg/01-olaf-rollstuhl/Eilantrag_SG_Kiel_25-08-2026.docx
+++ b/testakten/sozialrecht-rollstuhl-tannenberg/01-olaf-rollstuhl/Eilantrag_SG_Kiel_25-08-2026.docx
@@ -13,7 +13,7 @@
           <w:b/>
           <w:sz w:val="28"/>
         </w:rPr>
-        <w:t>Eilantrag nach § 86b SGG — Sozialgericht Kiel</w:t>
+        <w:t>Eilantrag nach Paragraf 86b SGG — Sozialgericht Kiel</w:t>
       </w:r>
     </w:p>
     <w:p>
@@ -141,7 +141,7 @@
         <w:rPr>
           <w:b/>
         </w:rPr>
-        <w:t>§ 86b Abs. 2 SGG</w:t>
+        <w:t>Paragraf 86b Abs. 2 SGG</w:t>
       </w:r>
     </w:p>
     <w:p>
@@ -219,7 +219,7 @@
         <w:jc w:val="left"/>
       </w:pPr>
       <w:r>
-        <w:t>wegen Versorgung mit einem Aktivrollstuhl Quickie Helium gemäß § 33 SGB V</w:t>
+        <w:t>wegen Versorgung mit einem Aktivrollstuhl Quickie Helium gemäß Paragraf 33 SGB V</w:t>
       </w:r>
     </w:p>
     <w:p>
@@ -276,7 +276,7 @@
         <w:t>Prozesskostenhilfe</w:t>
       </w:r>
       <w:r>
-        <w:t xml:space="preserve"> unter Beiordnung des Unterzeichners gemäß § 73a SGG iVm §§ 114 ff. ZPO. Die Erklärung über die persönlichen und wirtschaftlichen Verhältnisse nebst Belegen wird mit gesondertem Schriftsatz nachgereicht (binnen einer Woche).</w:t>
+        <w:t xml:space="preserve"> unter Beiordnung des Unterzeichners gemäß Paragraf 73a SGG iVm Paragrafen 114 ff. ZPO. Die Erklärung über die persönlichen und wirtschaftlichen Verhältnisse nebst Belegen wird mit gesondertem Schriftsatz nachgereicht (binnen einer Woche).</w:t>
       </w:r>
     </w:p>
     <w:p>
@@ -491,7 +491,7 @@
         <w:jc w:val="left"/>
       </w:pPr>
       <w:r>
-        <w:t>Der Anordnungsanspruch — d.h. der materiell-rechtliche Anspruch auf die Hilfsmittel-Versorgung gemäß § 33 SGB V — ist in der Widerspruchs-Begründung sowie in der mit gleichem Datum erhobenen Klageschrift ausführlich dargestellt. Er ist mit hoher Wahrscheinlichkeit begründet (BSG, Urteil vom 16.09.2004, B 3 KR 17/01 R; BSG, Urteil vom 18.05.2011, B 3 KR 7/10 R).</w:t>
+        <w:t>Der Anordnungsanspruch — d.h. der materiell-rechtliche Anspruch auf die Hilfsmittel-Versorgung gemäß Paragraf 33 SGB V — ist in der Widerspruchs-Begründung sowie in der mit gleichem Datum erhobenen Klageschrift ausführlich dargestellt. Er ist mit hoher Wahrscheinlichkeit begründet (BSG, Urteil vom 16.09.2004, B 3 KR 17/01 R; BSG, Urteil vom 18.05.2011, B 3 KR 7/10 R).</w:t>
       </w:r>
     </w:p>
     <w:p>
@@ -731,7 +731,7 @@
         <w:jc w:val="left"/>
       </w:pPr>
       <w:r>
-        <w:t>Der Antragsteller beantragt PKH gemäß § 73a SGG iVm §§ 114 ff. ZPO unter Beiordnung des Unterzeichners. Die Voraussetzungen liegen vor:</w:t>
+        <w:t>Der Antragsteller beantragt PKH gemäß Paragraf 73a SGG iVm Paragrafen 114 ff. ZPO unter Beiordnung des Unterzeichners. Die Voraussetzungen liegen vor:</w:t>
       </w:r>
     </w:p>
     <w:p>
